--- a/Rakesh_Nayak_Resume.docx
+++ b/Rakesh_Nayak_Resume.docx
@@ -1453,7 +1453,25 @@
           <w:sz w:val="20"/>
           <w:szCs w:val="20"/>
         </w:rPr>
-        <w:t>Capgemini – Pune, Maharashtra | Associate Consultant/Application Support Engineer | Aug 2016 – Sep 2019</w:t>
+        <w:t xml:space="preserve">Capgemini – Pune, Maharashtra | Associate Consultant/Application Support Engineer | </w:t>
+      </w:r>
+      <w:r>
+        <w:rPr>
+          <w:rFonts w:ascii="Calibri" w:hAnsi="Calibri" w:cs="Calibri"/>
+          <w:b/>
+          <w:sz w:val="20"/>
+          <w:szCs w:val="20"/>
+        </w:rPr>
+        <w:t>May</w:t>
+      </w:r>
+      <w:r>
+        <w:rPr>
+          <w:rFonts w:ascii="Calibri" w:hAnsi="Calibri" w:cs="Calibri"/>
+          <w:b/>
+          <w:sz w:val="20"/>
+          <w:szCs w:val="20"/>
+        </w:rPr>
+        <w:t xml:space="preserve"> 2016 – Sep 2019</w:t>
       </w:r>
     </w:p>
     <w:p>
@@ -7776,6 +7794,7 @@
   <w:style w:type="character" w:default="1" w:styleId="DefaultParagraphFont">
     <w:name w:val="Default Paragraph Font"/>
     <w:uiPriority w:val="1"/>
+    <w:semiHidden/>
     <w:unhideWhenUsed/>
   </w:style>
   <w:style w:type="table" w:default="1" w:styleId="TableNormal">
